--- a/example_articles/countries/United States/5.countries_United States_Other_publisher.docx
+++ b/example_articles/countries/United States/5.countries_United States_Other_publisher.docx
@@ -29,17 +29,17 @@
     </w:p>
     <w:p>
       <w:r>
-        <w:t>Source File: Other publishers/Files (500) (18).DOCX</w:t>
+        <w:t>Source file: Other publishers/Files (500) (18).DOCX</w:t>
       </w:r>
     </w:p>
     <w:p>
       <w:r>
-        <w:t>Raw locations result: ['Illinois']</w:t>
+        <w:t>Raw locations result, 'locations': ['Illinois']</w:t>
       </w:r>
     </w:p>
     <w:p>
       <w:r>
-        <w:t>countries_stand_flat (Standardized): United States</w:t>
+        <w:t>Standardized locations result, 'countries_stand_flat': United States</w:t>
       </w:r>
     </w:p>
     <w:p>

--- a/example_articles/countries/United States/5.countries_United States_Other_publisher.docx
+++ b/example_articles/countries/United States/5.countries_United States_Other_publisher.docx
@@ -7,9 +7,7 @@
         <w:pStyle w:val="Heading1"/>
       </w:pPr>
       <w:r>
-        <w:t>NEW SERIES;</w:t>
-        <w:br/>
-        <w:t>Flabby jokes weigh down demeaning 'Babes'</w:t>
+        <w:t>Couple's life was a mirage</w:t>
       </w:r>
     </w:p>
     <w:p>
@@ -19,22 +17,22 @@
     </w:p>
     <w:p>
       <w:r>
-        <w:t>Date: 1990-09-13</w:t>
+        <w:t>Date: 1990-01-10</w:t>
       </w:r>
     </w:p>
     <w:p>
       <w:r>
-        <w:t>Section: LIFE; Pg. 3D; Television; TV Preview</w:t>
+        <w:t>Section: NEWS; Pg. 3A</w:t>
       </w:r>
     </w:p>
     <w:p>
       <w:r>
-        <w:t>Source file: Other publishers/Files (500) (18).DOCX</w:t>
+        <w:t>Source file: Other publishers/Files (500) (25).DOCX</w:t>
       </w:r>
     </w:p>
     <w:p>
       <w:r>
-        <w:t>Raw locations result, 'locations': ['Illinois']</w:t>
+        <w:t>Raw locations result, 'locations': ['Massachusetts']</w:t>
       </w:r>
     </w:p>
     <w:p>
@@ -51,41 +49,57 @@
     </w:p>
     <w:p>
       <w:r>
-        <w:t>Babes</w:t>
+        <w:t>Charles Stuart lies cold and quiet in Woodlawn Cemetery's Plot 1445, but almost no one is willing to let him or the murder of his pregnant wife Carol lie in peace.</w:t>
         <w:br/>
-        <w:t>Fox</w:t>
+        <w:t>The shooting of Stuart's wife, his earlier tale that a black assailant was to blame, then his leap last Thursday off the Tobin Bridge after his brother made him the top suspect in his wife's murder has captivated a nation hungry for missing pieces of the sordid puzzle.</w:t>
         <w:br/>
-        <w:t>Tonight, 8: 30 EDT/PDT</w:t>
+        <w:t>''I think all the answers went down in the Mystic River'' where Charles Stuart died, said Kathy King, a neighbor.</w:t>
         <w:br/>
-        <w:t xml:space="preserve"> </w:t>
+        <w:t>What is it about the case that ''tugged at every emotion,'' as Joyce Brothers puts it?</w:t>
         <w:br/>
-        <w:t xml:space="preserve"> You've heard of hog heaven. Enter Hog Hell.</w:t>
+        <w:t>''It has all the elements,'' Brothers said, ''murder, romantic entanglements, money, mystery.'' And anger.</w:t>
         <w:br/>
-        <w:t>With less wit than you could fit on a Wheat Thin, Babes wants to have its pound cake and eat it, too.</w:t>
+        <w:t>''People are very angry that their emotions were manipulated. People very much resent being made a fool of and many people were very upset by this.''</w:t>
         <w:br/>
-        <w:t>This typically vulgar - and thus destined to draw a crowd - Fox sitcom abandons three extremely appealing actresses in cheap-joke claptrap. Those involved in this horror say they're hoping to boost self-esteem among couch- potato voluptuaries seeking sensual role models.</w:t>
+        <w:t>After Charles used his car phone to beg for help during the shooting, the story seemed a tragic end for what the media dubbed the ''Camelot couple.''</w:t>
         <w:br/>
-        <w:t>That might work if we can believe that Laverne &amp; Shirley's main function was as a paean to working-class women.</w:t>
+        <w:t>''Theoretically,'' said Brothers, ''they were very much in love … coming back from a natural childbirth class - from what was supposed to have been the happiest moment in their lives.''</w:t>
         <w:br/>
-        <w:t>Babes is similarly broad, a slapstick buddy show, but one with gags that stick in the gullet.</w:t>
+        <w:t>Now, Carol Stuart's family talks about the mirage of her ''totally happy life.''</w:t>
         <w:br/>
-        <w:t>In the funniest - but characteristically cruel - line, a receptionist snaps ''What is this, Fantasia?'' when she sees the three extra-wide sisters. Before the scene's over, one gets a chair stuck to her bottom.</w:t>
+        <w:t>''It's unbelievable, we never would have guessed it in a million years,'' said her brother, Carl DiMaiti.</w:t>
         <w:br/>
-        <w:t>This is hippo humor, hardly hip - no matter how good-natured and self- supportive the babes are about it.</w:t>
+        <w:t>''She was a little Cinderella,'' said Carol Dunn, who worked with Carol Stuart at Suffolk University Law School in Boston in 1983. ''She was a shining light. She was so bubbly. I never saw her in a bad mood.''</w:t>
         <w:br/>
-        <w:t>Lighten up, you say? It's not as if this subject is exactly fresh. Hairspray, and its star Ricki Lake, already trumpeted the dignity of overweight divas. No amount of happy-ending sitcom fluff obscures the fact this is demeaning junk.</w:t>
+        <w:t>Dark-haired and petite, Carol Stuart, 30, worried about her weight and always ate salads. Mostly, Dunn said, ''she worried about other people and took care of them.''</w:t>
         <w:br/>
-        <w:t>It's a real waste of accomplished clown Wendie Jo Sperber, a raspy dynamo who serves as the trio's well-adjusted cheerleader. Lesley Boone as her insecure kid sister and Susan Peretz as the cantankerous oldest sis are fine, and they sustain an energetically giggly rhythm that's often fetching.</w:t>
+        <w:t>Dunn was especially impressed with Carol Stuart's close relationship with her family and then-boyfriend. Charles Stuart, a former altar boy, was as quiet as she was outgoing, says Dunn.</w:t>
         <w:br/>
-        <w:t>But does a breaking bed break you up? How about pouring a whole box of cereal into a salad bowl, and shoveling it in with a wooden spoon? Not to mention randy sex talk, and retorts like ''Who you calling porker, buttface?''</w:t>
+        <w:t>Remy Sharrillo, 69, of Medford, who knew Carol since she was 15, said her parents never wanted her to marry Charles.</w:t>
         <w:br/>
-        <w:t>''You can't judge a present by the size of the box,'' the sisters are known to say. Perhaps not, but you can judge a show by the quality of its humor.</w:t>
+        <w:t>''He was a dishwasher,'' said Sharrillo. ''The father didn't like him at all and the wife wasn't that crazy about him either. They finally gave in. … She idolized the guy. She was nuts about him.''</w:t>
         <w:br/>
-        <w:t>Besides the ill-used ladies, there are two vile gay caricatures who mimic each other's mincing, and a curvy bimbo so dumb she can't figure which end of her pencil to use.</w:t>
+        <w:t>At the couple's slate-blue split-level on Reading's Harvest Street, a wreath with little blue teddy bears still hangs on the door. The light above the front door is on.</w:t>
         <w:br/>
-        <w:t>Although the stars are gems, out of the loud mouths of Babes comes germs.</w:t>
+        <w:t>The Revere neighborhood where Charles Stuart grew up is a tight-knit enclave of mostly working-class Irish families. Most have lived there for generations; many are related. Children play in the street while their parents socialize.</w:t>
         <w:br/>
-        <w:t>- Fall preview, 5-8D</w:t>
+        <w:t>''I feel bad for the family, because Charlie (Sr.) and Dot are nice people,'' says King, who lives behind the Stuarts. ''They're honest people. They didn't do anything wrong and they can't even walk out the door.''</w:t>
+        <w:br/>
+        <w:t>Neighbor Joanne Bogus, who has lived two houses down from the Stuarts for 14 years, said the Stuart boys were always together and that neighborhood children ''looked up to Chuckie (Charles Jr.).''</w:t>
+        <w:br/>
+        <w:t>King described Charles as the kind of boy who would shovel the snow off an elderly neighbor's steps in the winter. That he could have grown up to be a cold, calculated killer is hard to believe, she said.</w:t>
+        <w:br/>
+        <w:t>''It's really bizarre. This is definitely going to be a movie someday - it's better than the soap operas.''</w:t>
+        <w:br/>
+        <w:t>''Not once did Chuck Stuart give us any reason to believe he was anything but honest,'' said Jay Kakas, the owner at the fur store where Stuart worked. ''If he had, he would have been out of here long ago. Like everyone else, we were duped.''</w:t>
+        <w:br/>
+        <w:t>Contributing: Steve Marshall, John Larrabee.</w:t>
+        <w:br/>
+        <w:br/>
+        <w:t>Notes</w:t>
+        <w:br/>
+        <w:br/>
+        <w:t>Accompanies; Mayor; Boston's 'moving on'</w:t>
         <w:br/>
         <w:br/>
         <w:t>Graphic</w:t>
@@ -93,11 +107,11 @@
         <w:br/>
         <w:t xml:space="preserve"> </w:t>
         <w:br/>
-        <w:t>PHOTO; b/w (Television Programs, Babes)</w:t>
+        <w:t>PHOTO; b/w, Mark Garfinkel, AP (Murder Cases, boat and divers); PHOTO; b/w, AP (Murder Cases, Carol Stuart)</w:t>
         <w:br/>
         <w:t xml:space="preserve"> </w:t>
         <w:br/>
-        <w:t>CUTLINE: BROAD SISTERS: Susan Peretz, top, Wendie Jo Sperber and Lesley Boone</w:t>
+        <w:t>CUTLINE: SEEKING EVIDENCE: A diver hands a container to officials aboard a Boston police boat in the Pines River Tuesday. Police announced they may have found the weapon used in the Stuart case. CUTLINE: CAROL Stuart: Family described her as a woman with a totally happy life.'</w:t>
       </w:r>
     </w:p>
     <w:sectPr>

--- a/example_articles/countries/United States/5.countries_United States_Other_publisher.docx
+++ b/example_articles/countries/United States/5.countries_United States_Other_publisher.docx
@@ -7,7 +7,7 @@
         <w:pStyle w:val="Heading1"/>
       </w:pPr>
       <w:r>
-        <w:t>Couple's life was a mirage</w:t>
+        <w:t>Obama hails life story, record; Fierce debate about her views expected</w:t>
       </w:r>
     </w:p>
     <w:p>
@@ -17,22 +17,22 @@
     </w:p>
     <w:p>
       <w:r>
-        <w:t>Date: 1990-01-10</w:t>
+        <w:t>Date: 2009-05-27</w:t>
       </w:r>
     </w:p>
     <w:p>
       <w:r>
-        <w:t>Section: NEWS; Pg. 3A</w:t>
+        <w:t>Section: NEWS; Pg. 1A</w:t>
       </w:r>
     </w:p>
     <w:p>
       <w:r>
-        <w:t>Source file: Other publishers/Files (500) (25).DOCX</w:t>
+        <w:t>Source file: Other publishers/Files (500) (12).DOCX</w:t>
       </w:r>
     </w:p>
     <w:p>
       <w:r>
-        <w:t>Raw locations result, 'locations': ['Massachusetts']</w:t>
+        <w:t>Raw locations result, 'locations': ['New York']</w:t>
       </w:r>
     </w:p>
     <w:p>
@@ -49,69 +49,21 @@
     </w:p>
     <w:p>
       <w:r>
-        <w:t>Charles Stuart lies cold and quiet in Woodlawn Cemetery's Plot 1445, but almost no one is willing to let him or the murder of his pregnant wife Carol lie in peace.</w:t>
+        <w:t>WASHINGTON -- President Obama's historic nomination Tuesday of federal appeals Judge Sonia Sotomayor to the Supreme Court paves the way for a heated summer debate on the role her gender, Hispanic roots and working-class Bronx background should play in her rulings.</w:t>
         <w:br/>
-        <w:t>The shooting of Stuart's wife, his earlier tale that a black assailant was to blame, then his leap last Thursday off the Tobin Bridge after his brother made him the top suspect in his wife's murder has captivated a nation hungry for missing pieces of the sordid puzzle.</w:t>
+        <w:t>Obama heralded Sotomayor's life story, judicial record and "experience being tested by obstacles and barriers" as reasons for Senate confirmation. Conservatives, including the Committee for Justice, said she has wrongly inserted her personal views into rulings.</w:t>
         <w:br/>
-        <w:t>''I think all the answers went down in the Mystic River'' where Charles Stuart died, said Kathy King, a neighbor.</w:t>
+        <w:t>Conservatives such as Jay Sekulow of the American Center for Law and Justice said Democrats, on the verge of controlling 60 of 100 Senate votes, have the upper hand on confirmation. But they said the 54-year-old jurist's legal rulings and past statements are fair game. They cited her comment on judges making policy, now making the rounds on YouTube, and her ruling against white firefighters in New Haven, Conn., who charged reverse discrimination -- a case soon to be decided by the Supreme Court.</w:t>
         <w:br/>
-        <w:t>What is it about the case that ''tugged at every emotion,'' as Joyce Brothers puts it?</w:t>
+        <w:t>"She's bringing her ethnic heritage and her gender to decisions," said Wendy Long of the Judicial Confirmation Network, who led a conference call Tuesday with dozens of conservative activists.</w:t>
         <w:br/>
-        <w:t>''It has all the elements,'' Brothers said, ''murder, romantic entanglements, money, mystery.'' And anger.</w:t>
+        <w:t>Republicans who will help decide her fate mostly held their fire but said they will parse her words. "If she does consider herself a policymaker, that would be entirely wrong," said Sen. Chuck Grassley, R-Iowa. "She's supposed to interpret my policy."</w:t>
         <w:br/>
-        <w:t>''People are very angry that their emotions were manipulated. People very much resent being made a fool of and many people were very upset by this.''</w:t>
+        <w:t>Obama cited the empathy Sotomayor gained being raised in a housing project by a widow who worked six days a week. She would bring to the court "wisdom accumulated from an inspiring life's journey," he said.</w:t>
         <w:br/>
-        <w:t>After Charles used his car phone to beg for help during the shooting, the story seemed a tragic end for what the media dubbed the ''Camelot couple.''</w:t>
+        <w:t>Sotomayor was first nominated to a federal district court in 1991 by Republican George H.W. Bush. Seven current GOP senators supported her 1998 elevation to a federal appeals court by Democrat Bill Clinton. Eleven current GOP senators -- including Alabama's Jeff Sessions, now the Senate Judiciary Committee's top Republican -- voted no.</w:t>
         <w:br/>
-        <w:t>''Theoretically,'' said Brothers, ''they were very much in love … coming back from a natural childbirth class - from what was supposed to have been the happiest moment in their lives.''</w:t>
-        <w:br/>
-        <w:t>Now, Carol Stuart's family talks about the mirage of her ''totally happy life.''</w:t>
-        <w:br/>
-        <w:t>''It's unbelievable, we never would have guessed it in a million years,'' said her brother, Carl DiMaiti.</w:t>
-        <w:br/>
-        <w:t>''She was a little Cinderella,'' said Carol Dunn, who worked with Carol Stuart at Suffolk University Law School in Boston in 1983. ''She was a shining light. She was so bubbly. I never saw her in a bad mood.''</w:t>
-        <w:br/>
-        <w:t>Dark-haired and petite, Carol Stuart, 30, worried about her weight and always ate salads. Mostly, Dunn said, ''she worried about other people and took care of them.''</w:t>
-        <w:br/>
-        <w:t>Dunn was especially impressed with Carol Stuart's close relationship with her family and then-boyfriend. Charles Stuart, a former altar boy, was as quiet as she was outgoing, says Dunn.</w:t>
-        <w:br/>
-        <w:t>Remy Sharrillo, 69, of Medford, who knew Carol since she was 15, said her parents never wanted her to marry Charles.</w:t>
-        <w:br/>
-        <w:t>''He was a dishwasher,'' said Sharrillo. ''The father didn't like him at all and the wife wasn't that crazy about him either. They finally gave in. … She idolized the guy. She was nuts about him.''</w:t>
-        <w:br/>
-        <w:t>At the couple's slate-blue split-level on Reading's Harvest Street, a wreath with little blue teddy bears still hangs on the door. The light above the front door is on.</w:t>
-        <w:br/>
-        <w:t>The Revere neighborhood where Charles Stuart grew up is a tight-knit enclave of mostly working-class Irish families. Most have lived there for generations; many are related. Children play in the street while their parents socialize.</w:t>
-        <w:br/>
-        <w:t>''I feel bad for the family, because Charlie (Sr.) and Dot are nice people,'' says King, who lives behind the Stuarts. ''They're honest people. They didn't do anything wrong and they can't even walk out the door.''</w:t>
-        <w:br/>
-        <w:t>Neighbor Joanne Bogus, who has lived two houses down from the Stuarts for 14 years, said the Stuart boys were always together and that neighborhood children ''looked up to Chuckie (Charles Jr.).''</w:t>
-        <w:br/>
-        <w:t>King described Charles as the kind of boy who would shovel the snow off an elderly neighbor's steps in the winter. That he could have grown up to be a cold, calculated killer is hard to believe, she said.</w:t>
-        <w:br/>
-        <w:t>''It's really bizarre. This is definitely going to be a movie someday - it's better than the soap operas.''</w:t>
-        <w:br/>
-        <w:t>''Not once did Chuck Stuart give us any reason to believe he was anything but honest,'' said Jay Kakas, the owner at the fur store where Stuart worked. ''If he had, he would have been out of here long ago. Like everyone else, we were duped.''</w:t>
-        <w:br/>
-        <w:t>Contributing: Steve Marshall, John Larrabee.</w:t>
-        <w:br/>
-        <w:br/>
-        <w:t>Notes</w:t>
-        <w:br/>
-        <w:br/>
-        <w:t>Accompanies; Mayor; Boston's 'moving on'</w:t>
-        <w:br/>
-        <w:br/>
-        <w:t>Graphic</w:t>
-        <w:br/>
-        <w:br/>
-        <w:t xml:space="preserve"> </w:t>
-        <w:br/>
-        <w:t>PHOTO; b/w, Mark Garfinkel, AP (Murder Cases, boat and divers); PHOTO; b/w, AP (Murder Cases, Carol Stuart)</w:t>
-        <w:br/>
-        <w:t xml:space="preserve"> </w:t>
-        <w:br/>
-        <w:t>CUTLINE: SEEKING EVIDENCE: A diver hands a container to officials aboard a Boston police boat in the Pines River Tuesday. Police announced they may have found the weapon used in the Stuart case. CUTLINE: CAROL Stuart: Family described her as a woman with a totally happy life.'</w:t>
+        <w:t>University of Minnesota law professor Timothy Johnson said Republicans must be cautious about opposing Sotomayor and alienating Hispanic voters. Ed Gillespie, a counselor to former president George W. Bush, said principle comes first: "A lifetime appointment to the Supreme Court certainly warrants that."</w:t>
       </w:r>
     </w:p>
     <w:sectPr>
